--- a/backend/templates/Independent/CL.docx
+++ b/backend/templates/Independent/CL.docx
@@ -4,148 +4,6 @@
   <w:body>
     <w:p>
       <w:pPr>
-        <w:pStyle w:val="Title"/>
-        <w:rPr>
-          <w:u w:val="none"/>
-        </w:rPr>
-      </w:pPr>
-      <w:r>
-        <w:rPr>
-          <w:noProof/>
-        </w:rPr>
-        <w:drawing>
-          <wp:anchor distT="0" distB="0" distL="0" distR="0" simplePos="0" relativeHeight="15728640" behindDoc="0" locked="0" layoutInCell="1" allowOverlap="1" wp14:anchorId="7B193C53" wp14:editId="122C2894">
-            <wp:simplePos x="0" y="0"/>
-            <wp:positionH relativeFrom="page">
-              <wp:posOffset>6084885</wp:posOffset>
-            </wp:positionH>
-            <wp:positionV relativeFrom="paragraph">
-              <wp:posOffset>61818</wp:posOffset>
-            </wp:positionV>
-            <wp:extent cx="1047434" cy="731673"/>
-            <wp:effectExtent l="0" t="0" r="0" b="0"/>
-            <wp:wrapNone/>
-            <wp:docPr id="1" name="Image 1"/>
-            <wp:cNvGraphicFramePr>
-              <a:graphicFrameLocks xmlns:a="http://schemas.openxmlformats.org/drawingml/2006/main"/>
-            </wp:cNvGraphicFramePr>
-            <a:graphic xmlns:a="http://schemas.openxmlformats.org/drawingml/2006/main">
-              <a:graphicData uri="http://schemas.openxmlformats.org/drawingml/2006/picture">
-                <pic:pic xmlns:pic="http://schemas.openxmlformats.org/drawingml/2006/picture">
-                  <pic:nvPicPr>
-                    <pic:cNvPr id="1" name="Image 1"/>
-                    <pic:cNvPicPr/>
-                  </pic:nvPicPr>
-                  <pic:blipFill>
-                    <a:blip r:embed="rId4" cstate="print"/>
-                    <a:stretch>
-                      <a:fillRect/>
-                    </a:stretch>
-                  </pic:blipFill>
-                  <pic:spPr>
-                    <a:xfrm>
-                      <a:off x="0" y="0"/>
-                      <a:ext cx="1047434" cy="731673"/>
-                    </a:xfrm>
-                    <a:prstGeom prst="rect">
-                      <a:avLst/>
-                    </a:prstGeom>
-                  </pic:spPr>
-                </pic:pic>
-              </a:graphicData>
-            </a:graphic>
-          </wp:anchor>
-        </w:drawing>
-      </w:r>
-      <w:r>
-        <w:t>Mohindra</w:t>
-      </w:r>
-      <w:r>
-        <w:rPr>
-          <w:spacing w:val="19"/>
-        </w:rPr>
-        <w:t xml:space="preserve"> </w:t>
-      </w:r>
-      <w:r>
-        <w:t>and</w:t>
-      </w:r>
-      <w:r>
-        <w:rPr>
-          <w:spacing w:val="22"/>
-        </w:rPr>
-        <w:t xml:space="preserve"> </w:t>
-      </w:r>
-      <w:r>
-        <w:rPr>
-          <w:spacing w:val="-2"/>
-        </w:rPr>
-        <w:t>Associates</w:t>
-      </w:r>
-    </w:p>
-    <w:p>
-      <w:pPr>
-        <w:spacing w:before="29" w:line="268" w:lineRule="auto"/>
-        <w:ind w:left="287" w:right="8572"/>
-        <w:rPr>
-          <w:rFonts w:ascii="Calibri"/>
-          <w:sz w:val="20"/>
-        </w:rPr>
-      </w:pPr>
-      <w:r>
-        <w:rPr>
-          <w:rFonts w:ascii="Calibri"/>
-          <w:spacing w:val="-2"/>
-          <w:w w:val="105"/>
-          <w:sz w:val="20"/>
-        </w:rPr>
-        <w:t>Chartered</w:t>
-      </w:r>
-      <w:r>
-        <w:rPr>
-          <w:rFonts w:ascii="Calibri"/>
-          <w:spacing w:val="-10"/>
-          <w:w w:val="105"/>
-          <w:sz w:val="20"/>
-        </w:rPr>
-        <w:t xml:space="preserve"> </w:t>
-      </w:r>
-      <w:r>
-        <w:rPr>
-          <w:rFonts w:ascii="Calibri"/>
-          <w:spacing w:val="-2"/>
-          <w:w w:val="105"/>
-          <w:sz w:val="20"/>
-        </w:rPr>
-        <w:t xml:space="preserve">Accountants </w:t>
-      </w:r>
-      <w:r>
-        <w:rPr>
-          <w:rFonts w:ascii="Calibri"/>
-          <w:w w:val="105"/>
-          <w:sz w:val="20"/>
-        </w:rPr>
-        <w:t>FRN</w:t>
-      </w:r>
-      <w:r>
-        <w:rPr>
-          <w:rFonts w:ascii="Calibri"/>
-          <w:spacing w:val="-2"/>
-          <w:w w:val="105"/>
-          <w:sz w:val="20"/>
-        </w:rPr>
-        <w:t xml:space="preserve"> </w:t>
-      </w:r>
-      <w:r>
-        <w:rPr>
-          <w:rFonts w:ascii="Calibri"/>
-          <w:w w:val="105"/>
-          <w:sz w:val="20"/>
-        </w:rPr>
-        <w:t>:001406N</w:t>
-      </w:r>
-    </w:p>
-    <w:p>
-      <w:pPr>
         <w:pStyle w:val="BodyText"/>
         <w:rPr>
           <w:rFonts w:ascii="Calibri"/>
@@ -264,7 +122,21 @@
         <w:rPr>
           <w:w w:val="105"/>
         </w:rPr>
-        <w:t xml:space="preserve">The Board Of Directors </w:t>
+        <w:t xml:space="preserve">The Board </w:t>
+      </w:r>
+      <w:proofErr w:type="gramStart"/>
+      <w:r>
+        <w:rPr>
+          <w:w w:val="105"/>
+        </w:rPr>
+        <w:t>Of</w:t>
+      </w:r>
+      <w:proofErr w:type="gramEnd"/>
+      <w:r>
+        <w:rPr>
+          <w:w w:val="105"/>
+        </w:rPr>
+        <w:t xml:space="preserve"> Directors </w:t>
       </w:r>
       <w:r>
         <w:t>{COMPANY_NAME}</w:t>
@@ -1069,6 +941,10 @@
         <w:pStyle w:val="BodyText"/>
         <w:spacing w:line="280" w:lineRule="auto"/>
         <w:ind w:left="338" w:right="7675"/>
+        <w:rPr>
+          <w:spacing w:val="-2"/>
+          <w:w w:val="105"/>
+        </w:rPr>
       </w:pPr>
       <w:r>
         <w:rPr>
@@ -1079,63 +955,25 @@
       </w:r>
       <w:r>
         <w:rPr>
-          <w:spacing w:val="-10"/>
-          <w:w w:val="105"/>
-        </w:rPr>
-        <w:t xml:space="preserve"> </w:t>
-      </w:r>
-      <w:r>
-        <w:rPr>
-          <w:spacing w:val="-2"/>
-          <w:w w:val="105"/>
-        </w:rPr>
-        <w:t>Mohindra</w:t>
-      </w:r>
-      <w:r>
-        <w:rPr>
-          <w:spacing w:val="-10"/>
-          <w:w w:val="105"/>
-        </w:rPr>
-        <w:t xml:space="preserve"> </w:t>
-      </w:r>
-      <w:r>
-        <w:rPr>
-          <w:spacing w:val="-2"/>
-          <w:w w:val="105"/>
-        </w:rPr>
-        <w:t>and</w:t>
-      </w:r>
-      <w:r>
-        <w:rPr>
-          <w:spacing w:val="-9"/>
-          <w:w w:val="105"/>
-        </w:rPr>
-        <w:t xml:space="preserve"> </w:t>
-      </w:r>
-      <w:r>
-        <w:rPr>
-          <w:spacing w:val="-2"/>
-          <w:w w:val="105"/>
-        </w:rPr>
-        <w:t xml:space="preserve">Associates </w:t>
-      </w:r>
-      <w:r>
-        <w:rPr>
-          <w:w w:val="105"/>
-        </w:rPr>
-        <w:t>(Chartered Accountants) FRN: 001406N</w:t>
-      </w:r>
-    </w:p>
-    <w:p>
-      <w:pPr>
-        <w:pStyle w:val="BodyText"/>
-      </w:pPr>
-    </w:p>
-    <w:p>
-      <w:pPr>
-        <w:pStyle w:val="BodyText"/>
-        <w:spacing w:before="70"/>
-      </w:pPr>
+          <w:spacing w:val="-2"/>
+          <w:w w:val="105"/>
+        </w:rPr>
+        <w:t xml:space="preserve"> {</w:t>
+      </w:r>
+      <w:r>
+        <w:rPr>
+          <w:spacing w:val="-2"/>
+          <w:w w:val="105"/>
+        </w:rPr>
+        <w:t>AUDITOR_FIRM_NAME</w:t>
+      </w:r>
+      <w:r>
+        <w:rPr>
+          <w:spacing w:val="-2"/>
+          <w:w w:val="105"/>
+        </w:rPr>
+        <w:t>}</w:t>
+      </w:r>
     </w:p>
     <w:p>
       <w:pPr>
@@ -1145,6 +983,48 @@
       </w:pPr>
       <w:r>
         <w:rPr>
+          <w:w w:val="105"/>
+        </w:rPr>
+        <w:t xml:space="preserve">(Chartered Accountants) FRN: </w:t>
+      </w:r>
+      <w:r>
+        <w:rPr>
+          <w:w w:val="105"/>
+        </w:rPr>
+        <w:t>{</w:t>
+      </w:r>
+      <w:r>
+        <w:rPr>
+          <w:w w:val="105"/>
+        </w:rPr>
+        <w:t>AUDITOR_FRN</w:t>
+      </w:r>
+      <w:r>
+        <w:rPr>
+          <w:w w:val="105"/>
+        </w:rPr>
+        <w:t>}</w:t>
+      </w:r>
+    </w:p>
+    <w:p>
+      <w:pPr>
+        <w:pStyle w:val="BodyText"/>
+      </w:pPr>
+    </w:p>
+    <w:p>
+      <w:pPr>
+        <w:pStyle w:val="BodyText"/>
+        <w:spacing w:before="70"/>
+      </w:pPr>
+    </w:p>
+    <w:p>
+      <w:pPr>
+        <w:pStyle w:val="BodyText"/>
+        <w:spacing w:line="280" w:lineRule="auto"/>
+        <w:ind w:left="338" w:right="7675"/>
+      </w:pPr>
+      <w:r>
+        <w:rPr>
           <w:spacing w:val="-2"/>
         </w:rPr>
         <w:t xml:space="preserve">_________________________________ </w:t>
@@ -1153,7 +1033,25 @@
         <w:rPr>
           <w:w w:val="105"/>
         </w:rPr>
-        <w:t xml:space="preserve">Avinash Kumar Rao </w:t>
+        <w:t>{</w:t>
+      </w:r>
+      <w:r>
+        <w:rPr>
+          <w:w w:val="105"/>
+        </w:rPr>
+        <w:t>AUDITOR_PARTNER_NAME</w:t>
+      </w:r>
+      <w:r>
+        <w:rPr>
+          <w:w w:val="105"/>
+        </w:rPr>
+        <w:t>}</w:t>
+      </w:r>
+      <w:r>
+        <w:rPr>
+          <w:w w:val="105"/>
+        </w:rPr>
+        <w:t xml:space="preserve"> </w:t>
       </w:r>
       <w:r>
         <w:rPr>
@@ -1191,7 +1089,19 @@
         <w:rPr>
           <w:spacing w:val="-2"/>
         </w:rPr>
-        <w:t>479028</w:t>
+        <w:t>{</w:t>
+      </w:r>
+      <w:r>
+        <w:rPr>
+          <w:spacing w:val="-2"/>
+        </w:rPr>
+        <w:t>AUDITOR_MEMBERSHIP_NO</w:t>
+      </w:r>
+      <w:r>
+        <w:rPr>
+          <w:spacing w:val="-2"/>
+        </w:rPr>
+        <w:t>}</w:t>
       </w:r>
     </w:p>
     <w:p>
@@ -1264,135 +1174,6 @@
     </w:p>
     <w:p>
       <w:pPr>
-        <w:ind w:left="287"/>
-        <w:rPr>
-          <w:rFonts w:ascii="Calibri"/>
-          <w:sz w:val="20"/>
-        </w:rPr>
-      </w:pPr>
-      <w:r>
-        <w:rPr>
-          <w:rFonts w:ascii="Calibri"/>
-          <w:sz w:val="20"/>
-        </w:rPr>
-        <w:t>+91-99995-</w:t>
-      </w:r>
-      <w:r>
-        <w:rPr>
-          <w:rFonts w:ascii="Calibri"/>
-          <w:spacing w:val="-4"/>
-          <w:sz w:val="20"/>
-        </w:rPr>
-        <w:t>01406</w:t>
-      </w:r>
-    </w:p>
-    <w:p>
-      <w:pPr>
-        <w:spacing w:before="30"/>
-        <w:ind w:left="287"/>
-        <w:rPr>
-          <w:rFonts w:ascii="Calibri"/>
-          <w:sz w:val="20"/>
-        </w:rPr>
-      </w:pPr>
-      <w:r>
-        <w:rPr>
-          <w:rFonts w:ascii="Calibri"/>
-          <w:sz w:val="20"/>
-        </w:rPr>
-        <w:t>A-31,</w:t>
-      </w:r>
-      <w:r>
-        <w:rPr>
-          <w:rFonts w:ascii="Calibri"/>
-          <w:spacing w:val="13"/>
-          <w:sz w:val="20"/>
-        </w:rPr>
-        <w:t xml:space="preserve"> </w:t>
-      </w:r>
-      <w:r>
-        <w:rPr>
-          <w:rFonts w:ascii="Calibri"/>
-          <w:sz w:val="20"/>
-        </w:rPr>
-        <w:t>LGF,</w:t>
-      </w:r>
-      <w:r>
-        <w:rPr>
-          <w:rFonts w:ascii="Calibri"/>
-          <w:spacing w:val="16"/>
-          <w:sz w:val="20"/>
-        </w:rPr>
-        <w:t xml:space="preserve"> </w:t>
-      </w:r>
-      <w:r>
-        <w:rPr>
-          <w:rFonts w:ascii="Calibri"/>
-          <w:sz w:val="20"/>
-        </w:rPr>
-        <w:t>Sector-3,</w:t>
-      </w:r>
-      <w:r>
-        <w:rPr>
-          <w:rFonts w:ascii="Calibri"/>
-          <w:spacing w:val="15"/>
-          <w:sz w:val="20"/>
-        </w:rPr>
-        <w:t xml:space="preserve"> </w:t>
-      </w:r>
-      <w:r>
-        <w:rPr>
-          <w:rFonts w:ascii="Calibri"/>
-          <w:sz w:val="20"/>
-        </w:rPr>
-        <w:t>Noida,</w:t>
-      </w:r>
-      <w:r>
-        <w:rPr>
-          <w:rFonts w:ascii="Calibri"/>
-          <w:spacing w:val="14"/>
-          <w:sz w:val="20"/>
-        </w:rPr>
-        <w:t xml:space="preserve"> </w:t>
-      </w:r>
-      <w:r>
-        <w:rPr>
-          <w:rFonts w:ascii="Calibri"/>
-          <w:sz w:val="20"/>
-        </w:rPr>
-        <w:t>UP-</w:t>
-      </w:r>
-      <w:r>
-        <w:rPr>
-          <w:rFonts w:ascii="Calibri"/>
-          <w:spacing w:val="-2"/>
-          <w:sz w:val="20"/>
-        </w:rPr>
-        <w:t>201301</w:t>
-      </w:r>
-    </w:p>
-    <w:p>
-      <w:pPr>
-        <w:spacing w:before="29"/>
-        <w:ind w:left="287"/>
-        <w:rPr>
-          <w:rFonts w:ascii="Calibri"/>
-          <w:sz w:val="20"/>
-        </w:rPr>
-      </w:pPr>
-      <w:hyperlink r:id="rId5">
-        <w:r>
-          <w:rPr>
-            <w:rFonts w:ascii="Calibri"/>
-            <w:spacing w:val="-2"/>
-            <w:sz w:val="20"/>
-          </w:rPr>
-          <w:t>support@mohindraandassociates.com</w:t>
-        </w:r>
-      </w:hyperlink>
-    </w:p>
-    <w:p>
-      <w:pPr>
         <w:spacing w:before="64"/>
         <w:ind w:right="288"/>
         <w:jc w:val="right"/>
@@ -1407,150 +1188,9 @@
       <w:r>
         <w:rPr>
           <w:rFonts w:ascii="Calibri"/>
-          <w:spacing w:val="-2"/>
-          <w:w w:val="105"/>
-          <w:sz w:val="20"/>
-        </w:rPr>
-        <w:t>Branches</w:t>
-      </w:r>
-    </w:p>
-    <w:p>
-      <w:pPr>
-        <w:spacing w:before="29"/>
-        <w:ind w:right="291"/>
-        <w:jc w:val="right"/>
-        <w:rPr>
-          <w:rFonts w:ascii="Calibri"/>
-          <w:sz w:val="20"/>
-        </w:rPr>
-      </w:pPr>
-      <w:r>
-        <w:rPr>
-          <w:rFonts w:ascii="Calibri"/>
-          <w:w w:val="105"/>
-          <w:sz w:val="20"/>
-        </w:rPr>
-        <w:t>|</w:t>
-      </w:r>
-      <w:r>
-        <w:rPr>
-          <w:rFonts w:ascii="Calibri"/>
-          <w:spacing w:val="-8"/>
-          <w:w w:val="105"/>
-          <w:sz w:val="20"/>
-        </w:rPr>
-        <w:t xml:space="preserve"> </w:t>
-      </w:r>
-      <w:r>
-        <w:rPr>
-          <w:rFonts w:ascii="Calibri"/>
-          <w:w w:val="105"/>
-          <w:sz w:val="20"/>
-        </w:rPr>
-        <w:t>Noida</w:t>
-      </w:r>
-      <w:r>
-        <w:rPr>
-          <w:rFonts w:ascii="Calibri"/>
-          <w:spacing w:val="-10"/>
-          <w:w w:val="105"/>
-          <w:sz w:val="20"/>
-        </w:rPr>
-        <w:t xml:space="preserve"> </w:t>
-      </w:r>
-      <w:r>
-        <w:rPr>
-          <w:rFonts w:ascii="Calibri"/>
-          <w:w w:val="105"/>
-          <w:sz w:val="20"/>
-        </w:rPr>
-        <w:t>|</w:t>
-      </w:r>
-      <w:r>
-        <w:rPr>
-          <w:rFonts w:ascii="Calibri"/>
-          <w:spacing w:val="-10"/>
-          <w:w w:val="105"/>
-          <w:sz w:val="20"/>
-        </w:rPr>
-        <w:t xml:space="preserve"> </w:t>
-      </w:r>
-      <w:r>
-        <w:rPr>
-          <w:rFonts w:ascii="Calibri"/>
-          <w:w w:val="105"/>
-          <w:sz w:val="20"/>
-        </w:rPr>
-        <w:t>Lucknow</w:t>
-      </w:r>
-      <w:r>
-        <w:rPr>
-          <w:rFonts w:ascii="Calibri"/>
-          <w:spacing w:val="-10"/>
-          <w:w w:val="105"/>
-          <w:sz w:val="20"/>
-        </w:rPr>
-        <w:t xml:space="preserve"> </w:t>
-      </w:r>
-      <w:r>
-        <w:rPr>
-          <w:rFonts w:ascii="Calibri"/>
-          <w:w w:val="105"/>
-          <w:sz w:val="20"/>
-        </w:rPr>
-        <w:t>|</w:t>
-      </w:r>
-      <w:r>
-        <w:rPr>
-          <w:rFonts w:ascii="Calibri"/>
-          <w:spacing w:val="-8"/>
-          <w:w w:val="105"/>
-          <w:sz w:val="20"/>
-        </w:rPr>
-        <w:t xml:space="preserve"> </w:t>
-      </w:r>
-      <w:r>
-        <w:rPr>
-          <w:rFonts w:ascii="Calibri"/>
-          <w:w w:val="105"/>
-          <w:sz w:val="20"/>
-        </w:rPr>
-        <w:t>Ranchi</w:t>
-      </w:r>
-      <w:r>
-        <w:rPr>
-          <w:rFonts w:ascii="Calibri"/>
-          <w:spacing w:val="-9"/>
-          <w:w w:val="105"/>
-          <w:sz w:val="20"/>
-        </w:rPr>
-        <w:t xml:space="preserve"> </w:t>
-      </w:r>
-      <w:r>
-        <w:rPr>
-          <w:rFonts w:ascii="Calibri"/>
-          <w:w w:val="105"/>
-          <w:sz w:val="20"/>
-        </w:rPr>
-        <w:t>|</w:t>
-      </w:r>
-      <w:r>
-        <w:rPr>
-          <w:rFonts w:ascii="Calibri"/>
-          <w:spacing w:val="-8"/>
-          <w:w w:val="105"/>
-          <w:sz w:val="20"/>
-        </w:rPr>
-        <w:t xml:space="preserve"> </w:t>
-      </w:r>
-      <w:r>
-        <w:rPr>
-          <w:rFonts w:ascii="Calibri"/>
-          <w:spacing w:val="-4"/>
-          <w:w w:val="105"/>
-          <w:sz w:val="20"/>
-        </w:rPr>
-        <w:t>Delhi</w:t>
+          <w:sz w:val="20"/>
+        </w:rPr>
+        <w:t xml:space="preserve"> </w:t>
       </w:r>
     </w:p>
     <w:p>
@@ -1563,79 +1203,6 @@
           <w:sz w:val="20"/>
         </w:rPr>
       </w:pPr>
-      <w:r>
-        <w:rPr>
-          <w:rFonts w:ascii="Calibri"/>
-          <w:spacing w:val="-2"/>
-          <w:w w:val="105"/>
-          <w:sz w:val="20"/>
-        </w:rPr>
-        <w:t>|</w:t>
-      </w:r>
-      <w:r>
-        <w:rPr>
-          <w:rFonts w:ascii="Calibri"/>
-          <w:spacing w:val="-10"/>
-          <w:w w:val="105"/>
-          <w:sz w:val="20"/>
-        </w:rPr>
-        <w:t xml:space="preserve"> </w:t>
-      </w:r>
-      <w:r>
-        <w:rPr>
-          <w:rFonts w:ascii="Calibri"/>
-          <w:spacing w:val="-2"/>
-          <w:w w:val="105"/>
-          <w:sz w:val="20"/>
-        </w:rPr>
-        <w:t>New</w:t>
-      </w:r>
-      <w:r>
-        <w:rPr>
-          <w:rFonts w:ascii="Calibri"/>
-          <w:spacing w:val="-10"/>
-          <w:w w:val="105"/>
-          <w:sz w:val="20"/>
-        </w:rPr>
-        <w:t xml:space="preserve"> </w:t>
-      </w:r>
-      <w:r>
-        <w:rPr>
-          <w:rFonts w:ascii="Calibri"/>
-          <w:spacing w:val="-2"/>
-          <w:w w:val="105"/>
-          <w:sz w:val="20"/>
-        </w:rPr>
-        <w:t>Zealand</w:t>
-      </w:r>
-      <w:r>
-        <w:rPr>
-          <w:rFonts w:ascii="Calibri"/>
-          <w:spacing w:val="-10"/>
-          <w:w w:val="105"/>
-          <w:sz w:val="20"/>
-        </w:rPr>
-        <w:t xml:space="preserve"> </w:t>
-      </w:r>
-      <w:r>
-        <w:rPr>
-          <w:rFonts w:ascii="Calibri"/>
-          <w:spacing w:val="-2"/>
-          <w:w w:val="105"/>
-          <w:sz w:val="20"/>
-        </w:rPr>
-        <w:t xml:space="preserve">| </w:t>
-      </w:r>
-      <w:hyperlink r:id="rId6">
-        <w:r>
-          <w:rPr>
-            <w:rFonts w:ascii="Calibri"/>
-            <w:spacing w:val="-2"/>
-            <w:sz w:val="20"/>
-          </w:rPr>
-          <w:t>www.mohindraandassociates.com</w:t>
-        </w:r>
-      </w:hyperlink>
     </w:p>
     <w:sectPr>
       <w:type w:val="continuous"/>
@@ -2057,7 +1624,6 @@
   <w:style w:type="character" w:default="1" w:styleId="DefaultParagraphFont">
     <w:name w:val="Default Paragraph Font"/>
     <w:uiPriority w:val="1"/>
-    <w:semiHidden/>
     <w:unhideWhenUsed/>
   </w:style>
   <w:style w:type="table" w:default="1" w:styleId="TableNormal">
